--- a/stories/the-alpha-of-ashbrook/source/story_01_chapters.docx
+++ b/stories/the-alpha-of-ashbrook/source/story_01_chapters.docx
@@ -3940,526 +3940,17 @@
     <w:p>
       <w:pPr>
         <w:pStyle w:val="Normal"/>
-        <w:rPr/>
-      </w:pPr>
-      <w:r>
-        <w:rPr/>
-      </w:r>
-      <w:r>
-        <w:br w:type="page"/>
-      </w:r>
-    </w:p>
-    <w:p>
-      <w:pPr>
-        <w:pStyle w:val="Normal"/>
-        <w:spacing w:before="0" w:after="240"/>
-        <w:jc w:val="center"/>
-        <w:rPr/>
-      </w:pPr>
-      <w:r>
-        <w:rPr>
-          <w:rFonts w:eastAsia="Georgia" w:cs="Georgia"/>
-          <w:b/>
-          <w:bCs/>
-          <w:sz w:val="32"/>
-          <w:szCs w:val="32"/>
-        </w:rPr>
-        <w:t>Chapter 10</w:t>
-      </w:r>
-      <w:r>
-        <w:rPr/>
-        <w:br/>
-      </w:r>
-      <w:r>
-        <w:rPr>
-          <w:rFonts w:eastAsia="Georgia" w:cs="Georgia"/>
-          <w:i/>
-          <w:iCs/>
-          <w:sz w:val="26"/>
-          <w:szCs w:val="26"/>
-        </w:rPr>
-        <w:t>The Bridge</w:t>
-      </w:r>
-    </w:p>
-    <w:p>
-      <w:pPr>
-        <w:pStyle w:val="Normal"/>
-        <w:spacing w:lineRule="auto" w:line="360" w:before="0" w:after="160"/>
-        <w:jc w:val="start"/>
-        <w:rPr/>
-      </w:pPr>
-      <w:r>
-        <w:rPr>
-          <w:b w:val="false"/>
-          <w:bCs w:val="false"/>
-          <w:i w:val="false"/>
-          <w:iCs w:val="false"/>
-          <w:sz w:val="24"/>
-          <w:szCs w:val="24"/>
-        </w:rPr>
-        <w:t>The driver caught Roman's eye in the rearview before they had cleared the second block.</w:t>
-      </w:r>
-    </w:p>
-    <w:p>
-      <w:pPr>
-        <w:pStyle w:val="Normal"/>
-        <w:spacing w:lineRule="auto" w:line="360" w:before="0" w:after="160"/>
-        <w:jc w:val="start"/>
-        <w:rPr/>
-      </w:pPr>
-      <w:r>
-        <w:rPr>
-          <w:b w:val="false"/>
-          <w:bCs w:val="false"/>
-          <w:i w:val="false"/>
-          <w:iCs w:val="false"/>
-          <w:sz w:val="24"/>
-          <w:szCs w:val="24"/>
-        </w:rPr>
-        <w:t>He was an older man, fifteen years with the Vance Pack, and his face was carefully neutral in the way that meant it was anything but. He held Roman's gaze for one beat.</w:t>
-      </w:r>
-    </w:p>
-    <w:p>
-      <w:pPr>
-        <w:pStyle w:val="Normal"/>
-        <w:spacing w:lineRule="auto" w:line="360" w:before="0" w:after="160"/>
-        <w:jc w:val="start"/>
-        <w:rPr/>
-      </w:pPr>
-      <w:r>
-        <w:rPr>
-          <w:b w:val="false"/>
-          <w:bCs w:val="false"/>
-          <w:i w:val="false"/>
-          <w:iCs w:val="false"/>
-          <w:sz w:val="24"/>
-          <w:szCs w:val="24"/>
-        </w:rPr>
-        <w:t>"Congratulations, Alpha," he said. Quiet. Real.</w:t>
-      </w:r>
-    </w:p>
-    <w:p>
-      <w:pPr>
-        <w:pStyle w:val="Normal"/>
-        <w:spacing w:lineRule="auto" w:line="360" w:before="0" w:after="160"/>
-        <w:jc w:val="start"/>
-        <w:rPr/>
-      </w:pPr>
-      <w:r>
-        <w:rPr>
-          <w:b w:val="false"/>
-          <w:bCs w:val="false"/>
-          <w:i w:val="false"/>
-          <w:iCs w:val="false"/>
-          <w:sz w:val="24"/>
-          <w:szCs w:val="24"/>
-        </w:rPr>
-        <w:t>Roman gave him a single nod.</w:t>
-      </w:r>
-    </w:p>
-    <w:p>
-      <w:pPr>
-        <w:pStyle w:val="Normal"/>
-        <w:spacing w:lineRule="auto" w:line="360" w:before="0" w:after="160"/>
-        <w:jc w:val="start"/>
-        <w:rPr/>
-      </w:pPr>
-      <w:r>
-        <w:rPr>
-          <w:b w:val="false"/>
-          <w:bCs w:val="false"/>
-          <w:i w:val="false"/>
-          <w:iCs w:val="false"/>
-          <w:sz w:val="24"/>
-          <w:szCs w:val="24"/>
-        </w:rPr>
-        <w:t>The driver looked away. The partition slid up between the seats with a soft mechanical hum, and then Roman and Elena were alone behind tinted glass, and the only sound was the soft hush of tires on the avenue.</w:t>
-      </w:r>
-    </w:p>
-    <w:p>
-      <w:pPr>
-        <w:pStyle w:val="Normal"/>
-        <w:spacing w:lineRule="auto" w:line="360" w:before="0" w:after="160"/>
-        <w:jc w:val="start"/>
-        <w:rPr/>
-      </w:pPr>
-      <w:r>
-        <w:rPr>
-          <w:b w:val="false"/>
-          <w:bCs w:val="false"/>
-          <w:i w:val="false"/>
-          <w:iCs w:val="false"/>
-          <w:sz w:val="24"/>
-          <w:szCs w:val="24"/>
-        </w:rPr>
-        <w:t>She did not look at him for the first three blocks.</w:t>
-      </w:r>
-    </w:p>
-    <w:p>
-      <w:pPr>
-        <w:pStyle w:val="Normal"/>
-        <w:spacing w:lineRule="auto" w:line="360" w:before="0" w:after="160"/>
-        <w:jc w:val="start"/>
-        <w:rPr/>
-      </w:pPr>
-      <w:r>
-        <w:rPr>
-          <w:b w:val="false"/>
-          <w:bCs w:val="false"/>
-          <w:i w:val="false"/>
-          <w:iCs w:val="false"/>
-          <w:sz w:val="24"/>
-          <w:szCs w:val="24"/>
-        </w:rPr>
-        <w:t>She watched the windows instead. The South Side passed and then thinned. Brick gave way to taller buildings, and then to the long bridge over the river, the water flat and pewter under the morning sun. Her brain was working again, slowly, with a kind of cold clarity that made her hands feel very far away. She catalogued: she was in a moving car with the alpha of the Vance Pack. He had not buckled her seatbelt. The locks on the back doors had clicked when the driver had started the engine. The man beside her was breathing slowly and deliberately, like someone counting.</w:t>
-      </w:r>
-    </w:p>
-    <w:p>
-      <w:pPr>
-        <w:pStyle w:val="Normal"/>
-        <w:spacing w:lineRule="auto" w:line="360" w:before="0" w:after="160"/>
-        <w:jc w:val="start"/>
-        <w:rPr/>
-      </w:pPr>
-      <w:r>
-        <w:rPr>
-          <w:b w:val="false"/>
-          <w:bCs w:val="false"/>
-          <w:i w:val="false"/>
-          <w:iCs w:val="false"/>
-          <w:sz w:val="24"/>
-          <w:szCs w:val="24"/>
-        </w:rPr>
-        <w:t>She turned her head.</w:t>
-      </w:r>
-    </w:p>
-    <w:p>
-      <w:pPr>
-        <w:pStyle w:val="Normal"/>
-        <w:spacing w:lineRule="auto" w:line="360" w:before="0" w:after="160"/>
-        <w:jc w:val="start"/>
-        <w:rPr/>
-      </w:pPr>
-      <w:r>
-        <w:rPr>
-          <w:b w:val="false"/>
-          <w:bCs w:val="false"/>
-          <w:i w:val="false"/>
-          <w:iCs w:val="false"/>
-          <w:sz w:val="24"/>
-          <w:szCs w:val="24"/>
-        </w:rPr>
-        <w:t>He was watching her. He had not stopped watching her since the door had closed. His eyes were grey again, ordinary grey, but his face was the face of a man who had run a long distance and arrived. He reached for her — slowly, the way you reach for something that might bolt — and his fingers brushed her hair back from her temple, and then his palm cupped the side of her head, and then he leaned forward and pressed his mouth, briefly, to the top of her hair.</w:t>
-      </w:r>
-    </w:p>
-    <w:p>
-      <w:pPr>
-        <w:pStyle w:val="Normal"/>
-        <w:spacing w:lineRule="auto" w:line="360" w:before="0" w:after="160"/>
-        <w:jc w:val="start"/>
-        <w:rPr/>
-      </w:pPr>
-      <w:r>
-        <w:rPr>
-          <w:b w:val="false"/>
-          <w:bCs w:val="false"/>
-          <w:i w:val="false"/>
-          <w:iCs w:val="false"/>
-          <w:sz w:val="24"/>
-          <w:szCs w:val="24"/>
-        </w:rPr>
-        <w:t>"I have you," he said into it. "I have you. I have you."</w:t>
-      </w:r>
-    </w:p>
-    <w:p>
-      <w:pPr>
-        <w:pStyle w:val="Normal"/>
-        <w:spacing w:lineRule="auto" w:line="360" w:before="0" w:after="160"/>
-        <w:jc w:val="start"/>
-        <w:rPr/>
-      </w:pPr>
-      <w:r>
-        <w:rPr>
-          <w:b w:val="false"/>
-          <w:bCs w:val="false"/>
-          <w:i w:val="false"/>
-          <w:iCs w:val="false"/>
-          <w:sz w:val="24"/>
-          <w:szCs w:val="24"/>
-        </w:rPr>
-        <w:t>"Stop the car."</w:t>
-      </w:r>
-    </w:p>
-    <w:p>
-      <w:pPr>
-        <w:pStyle w:val="Normal"/>
-        <w:spacing w:lineRule="auto" w:line="360" w:before="0" w:after="160"/>
-        <w:jc w:val="start"/>
-        <w:rPr/>
-      </w:pPr>
-      <w:r>
-        <w:rPr>
-          <w:b w:val="false"/>
-          <w:bCs w:val="false"/>
-          <w:i w:val="false"/>
-          <w:iCs w:val="false"/>
-          <w:sz w:val="24"/>
-          <w:szCs w:val="24"/>
-        </w:rPr>
-        <w:t>"I can't, sweetheart."</w:t>
-      </w:r>
-    </w:p>
-    <w:p>
-      <w:pPr>
-        <w:pStyle w:val="Normal"/>
-        <w:spacing w:lineRule="auto" w:line="360" w:before="0" w:after="160"/>
-        <w:jc w:val="start"/>
-        <w:rPr/>
-      </w:pPr>
-      <w:r>
-        <w:rPr>
-          <w:b w:val="false"/>
-          <w:bCs w:val="false"/>
-          <w:i w:val="false"/>
-          <w:iCs w:val="false"/>
-          <w:sz w:val="24"/>
-          <w:szCs w:val="24"/>
-        </w:rPr>
-        <w:t>"Stop the car, Alpha. Stop the car right now."</w:t>
-      </w:r>
-    </w:p>
-    <w:p>
-      <w:pPr>
-        <w:pStyle w:val="Normal"/>
-        <w:spacing w:lineRule="auto" w:line="360" w:before="0" w:after="160"/>
-        <w:jc w:val="start"/>
-        <w:rPr/>
-      </w:pPr>
-      <w:r>
-        <w:rPr>
-          <w:b w:val="false"/>
-          <w:bCs w:val="false"/>
-          <w:i w:val="false"/>
-          <w:iCs w:val="false"/>
-          <w:sz w:val="24"/>
-          <w:szCs w:val="24"/>
-        </w:rPr>
-        <w:t>"I can't."</w:t>
-      </w:r>
-    </w:p>
-    <w:p>
-      <w:pPr>
-        <w:pStyle w:val="Normal"/>
-        <w:spacing w:lineRule="auto" w:line="360" w:before="0" w:after="160"/>
-        <w:jc w:val="start"/>
-        <w:rPr/>
-      </w:pPr>
-      <w:r>
-        <w:rPr>
-          <w:b w:val="false"/>
-          <w:bCs w:val="false"/>
-          <w:i w:val="false"/>
-          <w:iCs w:val="false"/>
-          <w:sz w:val="24"/>
-          <w:szCs w:val="24"/>
-        </w:rPr>
-        <w:t>She made herself breathe. She made herself find the voice she used at meetings, the precise one, the one that had been polite four times. "My brother is on the floor of that hall. My business is on that street. My mother is going to hear about this in twenty minutes and she will have a heart attack. Stop the car. Let me out. I will not press charges. I will not file a complaint. I will go home."</w:t>
-      </w:r>
-    </w:p>
-    <w:p>
-      <w:pPr>
-        <w:pStyle w:val="Normal"/>
-        <w:spacing w:lineRule="auto" w:line="360" w:before="0" w:after="160"/>
-        <w:jc w:val="start"/>
-        <w:rPr/>
-      </w:pPr>
-      <w:r>
-        <w:rPr>
-          <w:b w:val="false"/>
-          <w:bCs w:val="false"/>
-          <w:i w:val="false"/>
-          <w:iCs w:val="false"/>
-          <w:sz w:val="24"/>
-          <w:szCs w:val="24"/>
-        </w:rPr>
-        <w:t>His hand had not moved from her head.</w:t>
-      </w:r>
-    </w:p>
-    <w:p>
-      <w:pPr>
-        <w:pStyle w:val="Normal"/>
-        <w:spacing w:lineRule="auto" w:line="360" w:before="0" w:after="160"/>
-        <w:jc w:val="start"/>
-        <w:rPr/>
-      </w:pPr>
-      <w:r>
-        <w:rPr>
-          <w:b w:val="false"/>
-          <w:bCs w:val="false"/>
-          <w:i w:val="false"/>
-          <w:iCs w:val="false"/>
-          <w:sz w:val="24"/>
-          <w:szCs w:val="24"/>
-        </w:rPr>
-        <w:t>"Ms. Cruz," he said.</w:t>
-      </w:r>
-    </w:p>
-    <w:p>
-      <w:pPr>
-        <w:pStyle w:val="Normal"/>
-        <w:spacing w:lineRule="auto" w:line="360" w:before="0" w:after="160"/>
-        <w:jc w:val="start"/>
-        <w:rPr/>
-      </w:pPr>
-      <w:r>
-        <w:rPr>
-          <w:b w:val="false"/>
-          <w:bCs w:val="false"/>
-          <w:i w:val="false"/>
-          <w:iCs w:val="false"/>
-          <w:sz w:val="24"/>
-          <w:szCs w:val="24"/>
-        </w:rPr>
-        <w:t>She blinked. "How do you know my name."</w:t>
-      </w:r>
-    </w:p>
-    <w:p>
-      <w:pPr>
-        <w:pStyle w:val="Normal"/>
-        <w:spacing w:lineRule="auto" w:line="360" w:before="0" w:after="160"/>
-        <w:jc w:val="start"/>
-        <w:rPr/>
-      </w:pPr>
-      <w:r>
-        <w:rPr>
-          <w:b w:val="false"/>
-          <w:bCs w:val="false"/>
-          <w:i w:val="false"/>
-          <w:iCs w:val="false"/>
-          <w:sz w:val="24"/>
-          <w:szCs w:val="24"/>
-        </w:rPr>
-        <w:t>"Your Gamma wrote it down. The clerk read the list. I have been hearing it for an hour without listening to it, and now I will not hear anything else for the rest of my life." His thumb moved against her temple. His voice was almost gentle. "Listen to me. I will not touch you. I will not put a hand on you that you do not ask for. I will not take anything from you that you do not give. Do you understand?"</w:t>
-      </w:r>
-    </w:p>
-    <w:p>
-      <w:pPr>
-        <w:pStyle w:val="Normal"/>
-        <w:spacing w:lineRule="auto" w:line="360" w:before="0" w:after="160"/>
-        <w:jc w:val="start"/>
-        <w:rPr/>
-      </w:pPr>
-      <w:r>
-        <w:rPr>
-          <w:b w:val="false"/>
-          <w:bCs w:val="false"/>
-          <w:i w:val="false"/>
-          <w:iCs w:val="false"/>
-          <w:sz w:val="24"/>
-          <w:szCs w:val="24"/>
-        </w:rPr>
-        <w:t>She looked at him.</w:t>
-      </w:r>
-    </w:p>
-    <w:p>
-      <w:pPr>
-        <w:pStyle w:val="Normal"/>
-        <w:spacing w:lineRule="auto" w:line="360" w:before="0" w:after="160"/>
-        <w:jc w:val="start"/>
-        <w:rPr/>
-      </w:pPr>
-      <w:r>
-        <w:rPr>
-          <w:b w:val="false"/>
-          <w:bCs w:val="false"/>
-          <w:i w:val="false"/>
-          <w:iCs w:val="false"/>
-          <w:sz w:val="24"/>
-          <w:szCs w:val="24"/>
-        </w:rPr>
-        <w:t xml:space="preserve">"But </w:t>
-      </w:r>
-      <w:r>
-        <w:rPr>
-          <w:b w:val="false"/>
-          <w:bCs w:val="false"/>
-          <w:i w:val="false"/>
-          <w:iCs w:val="false"/>
-          <w:sz w:val="24"/>
-          <w:szCs w:val="24"/>
-        </w:rPr>
-        <w:t>I am not letting you go</w:t>
-      </w:r>
-      <w:r>
-        <w:rPr>
-          <w:b w:val="false"/>
-          <w:bCs w:val="false"/>
-          <w:i w:val="false"/>
-          <w:iCs w:val="false"/>
-          <w:sz w:val="24"/>
-          <w:szCs w:val="24"/>
-        </w:rPr>
-        <w:t xml:space="preserve">, Elena. </w:t>
-      </w:r>
-      <w:r>
-        <w:rPr>
-          <w:b w:val="false"/>
-          <w:bCs w:val="false"/>
-          <w:i w:val="false"/>
-          <w:iCs w:val="false"/>
-          <w:sz w:val="24"/>
-          <w:szCs w:val="24"/>
-        </w:rPr>
-        <w:t>Now that I have finally found you my mate</w:t>
-      </w:r>
-      <w:r>
-        <w:rPr>
-          <w:b w:val="false"/>
-          <w:bCs w:val="false"/>
-          <w:i w:val="false"/>
-          <w:iCs w:val="false"/>
-          <w:sz w:val="24"/>
-          <w:szCs w:val="24"/>
-        </w:rPr>
-        <w:t>"</w:t>
-      </w:r>
-    </w:p>
-    <w:p>
-      <w:pPr>
-        <w:pStyle w:val="Normal"/>
-        <w:spacing w:lineRule="auto" w:line="360" w:before="0" w:after="160"/>
-        <w:jc w:val="start"/>
-        <w:rPr/>
-      </w:pPr>
-      <w:r>
-        <w:rPr>
-          <w:b w:val="false"/>
-          <w:bCs w:val="false"/>
-          <w:i w:val="false"/>
-          <w:iCs w:val="false"/>
-          <w:sz w:val="24"/>
-          <w:szCs w:val="24"/>
-        </w:rPr>
-        <w:t>The car turned onto the highway.</w:t>
-      </w:r>
-    </w:p>
-    <w:p>
-      <w:pPr>
-        <w:pStyle w:val="Normal"/>
-        <w:spacing w:lineRule="auto" w:line="360" w:before="0" w:after="160"/>
-        <w:jc w:val="start"/>
-        <w:rPr/>
-      </w:pPr>
-      <w:r>
-        <w:rPr>
-          <w:b w:val="false"/>
-          <w:bCs w:val="false"/>
-          <w:i w:val="false"/>
-          <w:iCs w:val="false"/>
-          <w:sz w:val="24"/>
-          <w:szCs w:val="24"/>
-        </w:rPr>
-        <w:t>Her phone, in her jacket pocket, began to ring.</w:t>
+        <w:rPr>
+          <w:b w:val="false"/>
+          <w:bCs w:val="false"/>
+          <w:i w:val="false"/>
+          <w:iCs w:val="false"/>
+          <w:sz w:val="24"/>
+          <w:szCs w:val="24"/>
+        </w:rPr>
+      </w:pPr>
+      <w:r>
+        <w:rPr/>
       </w:r>
     </w:p>
     <w:sectPr>
@@ -4497,6 +3988,7 @@
     <w:qFormat/>
     <w:pPr>
       <w:widowControl/>
+      <w:suppressAutoHyphens w:val="true"/>
       <w:bidi w:val="0"/>
       <w:spacing w:before="0" w:after="0"/>
       <w:jc w:val="start"/>
@@ -4581,11 +4073,18 @@
       <w:u w:val="single"/>
     </w:rPr>
   </w:style>
-  <w:style w:type="character" w:styleId="FootnoteCharacters">
-    <w:name w:val="Footnote Characters"/>
+  <w:style w:type="character" w:styleId="FootnoteCharactersuser">
+    <w:name w:val="Footnote Characters (user)"/>
     <w:uiPriority w:val="99"/>
     <w:semiHidden/>
     <w:unhideWhenUsed/>
+    <w:qFormat/>
+    <w:rPr>
+      <w:vertAlign w:val="superscript"/>
+    </w:rPr>
+  </w:style>
+  <w:style w:type="character" w:styleId="FootnoteCharacters">
+    <w:name w:val="Footnote Characters"/>
     <w:qFormat/>
     <w:rPr>
       <w:vertAlign w:val="superscript"/>
@@ -4609,11 +4108,18 @@
       <w:szCs w:val="20"/>
     </w:rPr>
   </w:style>
-  <w:style w:type="character" w:styleId="EndnoteCharacters">
-    <w:name w:val="Endnote Characters"/>
+  <w:style w:type="character" w:styleId="EndnoteCharactersuser">
+    <w:name w:val="Endnote Characters (user)"/>
     <w:uiPriority w:val="99"/>
     <w:semiHidden/>
     <w:unhideWhenUsed/>
+    <w:qFormat/>
+    <w:rPr>
+      <w:vertAlign w:val="superscript"/>
+    </w:rPr>
+  </w:style>
+  <w:style w:type="character" w:styleId="EndnoteCharacters">
+    <w:name w:val="Endnote Characters"/>
     <w:qFormat/>
     <w:rPr>
       <w:vertAlign w:val="superscript"/>
@@ -4710,6 +4216,7 @@
     <w:qFormat/>
     <w:pPr>
       <w:widowControl/>
+      <w:suppressAutoHyphens w:val="true"/>
       <w:bidi w:val="0"/>
       <w:spacing w:before="0" w:after="0"/>
       <w:jc w:val="start"/>
@@ -4730,6 +4237,7 @@
     <w:qFormat/>
     <w:pPr>
       <w:widowControl/>
+      <w:suppressAutoHyphens w:val="true"/>
       <w:bidi w:val="0"/>
       <w:spacing w:before="0" w:after="0"/>
       <w:jc w:val="start"/>
